--- a/docs/saksfremlegg_epm_okonomidirektor.docx
+++ b/docs/saksfremlegg_epm_okonomidirektor.docx
@@ -752,10 +752,7 @@
               <w:spacing w:after="0"/>
             </w:pPr>
             <w:r>
-              <w:rPr>
-                <w:sz w:val="19"/>
-              </w:rPr>
-              <w:t>Organisasjonsstruktur ned til laveste resultatenhet (Mevold Grunnskole, Slettheia Bofellesskap) og kommunalsjefområde.</w:t>
+              <w:t>Organisasjonsstruktur ned til laveste resultatenhet (Kommunal Skole, Kommunal Boenhet) og kommunalsjefområde.</w:t>
             </w:r>
           </w:p>
         </w:tc>
@@ -1430,14 +1427,7 @@
         <w:ind w:left="288"/>
       </w:pPr>
       <w:r>
-        <w:rPr>
-          <w:b/>
-          <w:color w:val="003366"/>
-        </w:rPr>
-        <w:t xml:space="preserve">1. Godkjenning av pilotering: </w:t>
-      </w:r>
-      <w:r>
-        <w:t>Det gi grønt lys for å pilotere Antigravity EPM-rammeverket og den kanoniske datamodellen i utvalgte enheter innen Oppvekst (Mevold Grunnskole) og Helse og mestring (Slettheia Bofellesskap) i 2. halvår 2026.</w:t>
+        <w:t>1. Godkjenning av pilotering: Det gi grønt lys for å pilotere Antigravity EPM-rammeverket og den kanoniske datamodellen i utvalgte enheter innen Oppvekst (Kommunal Skole) og Helse og mestring (Kommunal Boenhet) i 2. halvår 2026.</w:t>
       </w:r>
     </w:p>
     <w:p>
